--- a/Code/Template.docx
+++ b/Code/Template.docx
@@ -29,7 +29,6 @@
     <w:p>
       <w:pPr>
         <w:pStyle w:val="Heading1"/>
-        <w:spacing w:before="240"/>
       </w:pPr>
       <w:r>
         <w:t>Header 1</w:t>
@@ -961,7 +960,6 @@
     <w:lvl w:ilvl="0">
       <w:start w:val="1"/>
       <w:numFmt w:val="decimal"/>
-      <w:pStyle w:val="Heading1"/>
       <w:lvlText w:val="%1."/>
       <w:lvlJc w:val="left"/>
       <w:pPr>
@@ -971,7 +969,6 @@
     <w:lvl w:ilvl="1">
       <w:start w:val="1"/>
       <w:numFmt w:val="decimal"/>
-      <w:pStyle w:val="Heading2"/>
       <w:lvlText w:val="%1.%2."/>
       <w:lvlJc w:val="left"/>
       <w:pPr>
@@ -981,7 +978,6 @@
     <w:lvl w:ilvl="2">
       <w:start w:val="1"/>
       <w:numFmt w:val="decimal"/>
-      <w:pStyle w:val="Heading3"/>
       <w:lvlText w:val="%1.%2.%3."/>
       <w:lvlJc w:val="left"/>
       <w:pPr>
@@ -991,7 +987,6 @@
     <w:lvl w:ilvl="3">
       <w:start w:val="1"/>
       <w:numFmt w:val="decimal"/>
-      <w:pStyle w:val="Heading4"/>
       <w:lvlText w:val="%1.%2.%3.%4."/>
       <w:lvlJc w:val="left"/>
       <w:pPr>
@@ -2845,12 +2840,10 @@
     <w:next w:val="BodyText"/>
     <w:uiPriority w:val="9"/>
     <w:qFormat/>
-    <w:rsid w:val="00D76281"/>
+    <w:rsid w:val="009F5AF3"/>
     <w:pPr>
-      <w:numPr>
-        <w:numId w:val="13"/>
-      </w:numPr>
-      <w:spacing w:before="0" w:after="0"/>
+      <w:spacing w:after="0"/>
+      <w:ind w:firstLine="0"/>
       <w:outlineLvl w:val="0"/>
     </w:pPr>
     <w:rPr>
@@ -2866,14 +2859,10 @@
     <w:uiPriority w:val="9"/>
     <w:unhideWhenUsed/>
     <w:qFormat/>
-    <w:rsid w:val="00D76281"/>
+    <w:rsid w:val="009F5AF3"/>
     <w:pPr>
-      <w:numPr>
-        <w:ilvl w:val="1"/>
-        <w:numId w:val="13"/>
-      </w:numPr>
       <w:spacing w:before="0" w:after="0"/>
-      <w:ind w:left="450"/>
+      <w:ind w:left="18" w:firstLine="0"/>
       <w:outlineLvl w:val="1"/>
     </w:pPr>
     <w:rPr>
@@ -2888,14 +2877,10 @@
     <w:uiPriority w:val="9"/>
     <w:unhideWhenUsed/>
     <w:qFormat/>
-    <w:rsid w:val="00D76281"/>
+    <w:rsid w:val="009F5AF3"/>
     <w:pPr>
-      <w:numPr>
-        <w:ilvl w:val="2"/>
-        <w:numId w:val="13"/>
-      </w:numPr>
       <w:spacing w:before="0" w:after="0"/>
-      <w:ind w:left="450"/>
+      <w:ind w:left="-54" w:firstLine="0"/>
       <w:outlineLvl w:val="2"/>
     </w:pPr>
     <w:rPr>
@@ -2910,14 +2895,10 @@
     <w:uiPriority w:val="9"/>
     <w:unhideWhenUsed/>
     <w:qFormat/>
-    <w:rsid w:val="00D76281"/>
+    <w:rsid w:val="009F5AF3"/>
     <w:pPr>
-      <w:numPr>
-        <w:ilvl w:val="3"/>
-        <w:numId w:val="13"/>
-      </w:numPr>
       <w:spacing w:before="0" w:after="0"/>
-      <w:ind w:left="630"/>
+      <w:ind w:left="-18" w:firstLine="0"/>
       <w:outlineLvl w:val="3"/>
     </w:pPr>
     <w:rPr>
